--- a/az/wisdom-stories/hayats-life-story.docx
+++ b/az/wisdom-stories/hayats-life-story.docx
@@ -978,7 +978,7 @@
         <w:rPr>
           <w:lang/>
         </w:rPr>
-        <w:t>Mən onu ürəkdən bağışladım. Birlikdə keçirdiyimiz illərdə yaxşılığını da görmüşdüm. Amma bağışlamağım uşaqlığımda mənə edilənləri doğru etmirdi.</w:t>
+        <w:t>Mən onu ürəkdən bağışladım. Birlikdə keçirdiyimiz illərdə yaxşılığını da görmüşdüm. Amma onu bağışlamağım uşaqlığımda mənə edilənlərə haqq qazandırmırdı.</w:t>
       </w:r>
     </w:p>
     <w:p>
